--- a/Rapid Cortex Internal Docs/Contract_legal stuff/RC_Platform_Services_Agreement.docx
+++ b/Rapid Cortex Internal Docs/Contract_legal stuff/RC_Platform_Services_Agreement.docx
@@ -15,7 +15,7 @@
           <w:sz w:val="48"/>
           <w:szCs w:val="48"/>
         </w:rPr>
-        <w:t xml:space="preserve">RAPID CORTEX</w:t>
+        <w:t xml:space="preserve">NEXCORT IQ</w:t>
       </w:r>
     </w:p>
     <w:p>
@@ -68,7 +68,7 @@
           <w:sz w:val="20"/>
           <w:szCs w:val="20"/>
         </w:rPr>
-        <w:t xml:space="preserve">Version 1.0 | For execution via Adobe Sign | Requires RC Admin activation upon signing</w:t>
+        <w:t xml:space="preserve">Version 1.0 | For execution via Adobe Sign | Requires NC Admin activation upon signing</w:t>
       </w:r>
     </w:p>
     <w:p>
@@ -97,7 +97,7 @@
           <w:sz w:val="24"/>
           <w:szCs w:val="24"/>
         </w:rPr>
-        <w:t xml:space="preserve">Rapid Cortex, LLC</w:t>
+        <w:t xml:space="preserve">NexCort iQ, LLC</w:t>
       </w:r>
     </w:p>
     <w:p>
@@ -123,7 +123,7 @@
           <w:sz w:val="22"/>
           <w:szCs w:val="22"/>
         </w:rPr>
-        <w:t xml:space="preserve">("Rapid Cortex" or "Provider")</w:t>
+        <w:t xml:space="preserve">("NexCort iQ" or "Provider")</w:t>
       </w:r>
     </w:p>
     <w:p>
@@ -212,7 +212,7 @@
           <w:sz w:val="22"/>
           <w:szCs w:val="22"/>
         </w:rPr>
-        <w:t xml:space="preserve">WHEREAS, Rapid Cortex has developed and operates a cloud-based artificial intelligence platform (the "RC Platform") providing real-time transcription, AI-assisted triage, language translation, CAD integration support, supervisor dashboards, and related decision-support services designed for 911 dispatch centers, emergency communications centers, law enforcement, fire rescue, EMS, and emergency management agencies;</w:t>
+        <w:t xml:space="preserve">WHEREAS, NexCort iQ has developed and operates a cloud-based artificial intelligence platform (the "RC Platform") providing real-time transcription, AI-assisted triage, language translation, CAD integration support, supervisor dashboards, and related decision-support services designed for 911 dispatch centers, emergency communications centers, law enforcement, fire rescue, EMS, and emergency management agencies;</w:t>
       </w:r>
     </w:p>
     <w:p>
@@ -236,7 +236,7 @@
           <w:sz w:val="22"/>
           <w:szCs w:val="22"/>
         </w:rPr>
-        <w:t xml:space="preserve">WHEREAS, Rapid Cortex is an assistive technology provider. The RC Platform does NOT replace Computer-Aided Dispatch (CAD) systems, telephony systems, licensed dispatchers, first responders, or medical direction. All AI outputs are advisory and require review by qualified dispatch personnel before any operational action is taken;</w:t>
+        <w:t xml:space="preserve">WHEREAS, NexCort iQ is an assistive technology provider. The RC Platform does NOT replace Computer-Aided Dispatch (CAD) systems, telephony systems, licensed dispatchers, first responders, or medical direction. All AI outputs are advisory and require review by qualified dispatch personnel before any operational action is taken;</w:t>
       </w:r>
     </w:p>
     <w:p>
@@ -260,7 +260,7 @@
           <w:sz w:val="22"/>
           <w:szCs w:val="22"/>
         </w:rPr>
-        <w:t xml:space="preserve">WHEREAS, the parties desire to set forth the terms and conditions under which Rapid Cortex will provide the RC Platform services to Agency;</w:t>
+        <w:t xml:space="preserve">WHEREAS, the parties desire to set forth the terms and conditions under which NexCort iQ will provide the RC Platform services to Agency;</w:t>
       </w:r>
     </w:p>
     <w:p>
@@ -550,7 +550,7 @@
           <w:sz w:val="22"/>
           <w:szCs w:val="22"/>
         </w:rPr>
-        <w:t xml:space="preserve">The full Rapid Cortex platform including all features available under Agency's selected plan, as described in Exhibit A.</w:t>
+        <w:t xml:space="preserve">The full NexCort iQ platform including all features available under Agency's selected plan, as described in Exhibit A.</w:t>
       </w:r>
     </w:p>
     <w:p>
@@ -625,7 +625,7 @@
           <w:sz w:val="22"/>
           <w:szCs w:val="22"/>
         </w:rPr>
-        <w:t xml:space="preserve">Rapid Cortex will provide Agency with access to the RC Platform features included in Agency's selected plan as set forth in Exhibit A. Core features include:</w:t>
+        <w:t xml:space="preserve">NexCort iQ will provide Agency with access to the RC Platform features included in Agency's selected plan as set forth in Exhibit A. Core features include:</w:t>
       </w:r>
     </w:p>
     <w:p>
@@ -857,7 +857,7 @@
           <w:sz w:val="22"/>
           <w:szCs w:val="22"/>
         </w:rPr>
-        <w:t xml:space="preserve">Rapid Cortex is not responsible for emergency response outcomes, dispatch decisions, or any harm arising from reliance on AI output without appropriate human review</w:t>
+        <w:t xml:space="preserve">NexCort iQ is not responsible for emergency response outcomes, dispatch decisions, or any harm arising from reliance on AI output without appropriate human review</w:t>
       </w:r>
     </w:p>
     <w:p>
@@ -885,7 +885,7 @@
           <w:sz w:val="22"/>
           <w:szCs w:val="22"/>
         </w:rPr>
-        <w:t xml:space="preserve">Rapid Cortex will provide onboarding services as described in Exhibit A, including account setup, user provisioning, CAD integration coordination, dispatcher training, and go-live support. Agency is responsible for providing timely access to IT personnel, CAD vendor contacts, and relevant network infrastructure.</w:t>
+        <w:t xml:space="preserve">NexCort iQ will provide onboarding services as described in Exhibit A, including account setup, user provisioning, CAD integration coordination, dispatcher training, and go-live support. Agency is responsible for providing timely access to IT personnel, CAD vendor contacts, and relevant network infrastructure.</w:t>
       </w:r>
     </w:p>
     <w:p>
@@ -934,7 +934,7 @@
           <w:sz w:val="22"/>
           <w:szCs w:val="22"/>
         </w:rPr>
-        <w:t xml:space="preserve">Agency agrees to pay the monthly or annual subscription fees set forth in Exhibit A. Fees are due net thirty (30) days from invoice date unless Agency's procurement process requires net sixty (60) days, in which case Agency shall notify Rapid Cortex prior to execution.</w:t>
+        <w:t xml:space="preserve">Agency agrees to pay the monthly or annual subscription fees set forth in Exhibit A. Fees are due net thirty (30) days from invoice date unless Agency's procurement process requires net sixty (60) days, in which case Agency shall notify NexCort iQ prior to execution.</w:t>
       </w:r>
     </w:p>
     <w:p>
@@ -962,7 +962,7 @@
           <w:sz w:val="22"/>
           <w:szCs w:val="22"/>
         </w:rPr>
-        <w:t xml:space="preserve">If Agency's procurement process requires a Purchase Order, Agency shall provide a valid PO number prior to or concurrent with execution of this Agreement. Rapid Cortex will reference the PO number on all invoices. Rapid Cortex will not unreasonably delay service activation pending PO issuance.</w:t>
+        <w:t xml:space="preserve">If Agency's procurement process requires a Purchase Order, Agency shall provide a valid PO number prior to or concurrent with execution of this Agreement. NexCort iQ will reference the PO number on all invoices. NexCort iQ will not unreasonably delay service activation pending PO issuance.</w:t>
       </w:r>
     </w:p>
     <w:p>
@@ -990,7 +990,7 @@
           <w:sz w:val="22"/>
           <w:szCs w:val="22"/>
         </w:rPr>
-        <w:t xml:space="preserve">Rapid Cortex accepts payment by check payable to Rapid Cortex, LLC; ACH bank transfer; or wire transfer. Credit cards are not accepted for government accounts. Rapid Cortex will provide ACH routing and account information upon request.</w:t>
+        <w:t xml:space="preserve">NexCort iQ accepts payment by check payable to NexCort iQ, LLC; ACH bank transfer; or wire transfer. Credit cards are not accepted for government accounts. NexCort iQ will provide ACH routing and account information upon request.</w:t>
       </w:r>
     </w:p>
     <w:p>
@@ -1018,7 +1018,7 @@
           <w:sz w:val="22"/>
           <w:szCs w:val="22"/>
         </w:rPr>
-        <w:t xml:space="preserve">Invoices not paid within the agreed payment terms shall accrue interest at 1.5% per month or the maximum rate permitted by applicable state law. Rapid Cortex may suspend services for accounts more than sixty (60) days past due upon thirty (30) days written notice, except where suspension would impair active 911 operations, in which case Rapid Cortex will work with Agency to resolve payment disputes without service interruption.</w:t>
+        <w:t xml:space="preserve">Invoices not paid within the agreed payment terms shall accrue interest at 1.5% per month or the maximum rate permitted by applicable state law. NexCort iQ may suspend services for accounts more than sixty (60) days past due upon thirty (30) days written notice, except where suspension would impair active 911 operations, in which case NexCort iQ will work with Agency to resolve payment disputes without service interruption.</w:t>
       </w:r>
     </w:p>
     <w:p>
@@ -1046,7 +1046,7 @@
           <w:sz w:val="22"/>
           <w:szCs w:val="22"/>
         </w:rPr>
-        <w:t xml:space="preserve">Agency may terminate this Agreement without penalty upon thirty (30) days written notice if Agency's governing body fails to appropriate sufficient funds to continue the Agreement in any fiscal year. Agency shall promptly notify Rapid Cortex of any such funding contingency.</w:t>
+        <w:t xml:space="preserve">Agency may terminate this Agreement without penalty upon thirty (30) days written notice if Agency's governing body fails to appropriate sufficient funds to continue the Agreement in any fiscal year. Agency shall promptly notify NexCort iQ of any such funding contingency.</w:t>
       </w:r>
     </w:p>
     <w:p>
@@ -1095,7 +1095,7 @@
           <w:sz w:val="22"/>
           <w:szCs w:val="22"/>
         </w:rPr>
-        <w:t xml:space="preserve">Agency retains all right, title, and interest in all Emergency Communications Data and other Agency data processed through the RC Platform. Rapid Cortex acquires no ownership rights in Agency data.</w:t>
+        <w:t xml:space="preserve">Agency retains all right, title, and interest in all Emergency Communications Data and other Agency data processed through the RC Platform. NexCort iQ acquires no ownership rights in Agency data.</w:t>
       </w:r>
     </w:p>
     <w:p>
@@ -1123,7 +1123,7 @@
           <w:sz w:val="22"/>
           <w:szCs w:val="22"/>
         </w:rPr>
-        <w:t xml:space="preserve">Rapid Cortex will process Agency data solely to provide the RC Platform services. Rapid Cortex will not sell, share, or disclose Agency data to third parties except: (a) as necessary to provide services using authorized subprocessors; (b) as required by law or court order; or (c) with Agency's written consent.</w:t>
+        <w:t xml:space="preserve">NexCort iQ will process Agency data solely to provide the RC Platform services. NexCort iQ will not sell, share, or disclose Agency data to third parties except: (a) as necessary to provide services using authorized subprocessors; (b) as required by law or court order; or (c) with Agency's written consent.</w:t>
       </w:r>
     </w:p>
     <w:p>
@@ -1168,7 +1168,7 @@
           <w:sz w:val="22"/>
           <w:szCs w:val="22"/>
         </w:rPr>
-        <w:t xml:space="preserve">Rapid Cortex designs the RC Platform with CJIS-aligned security controls including AES-256 encryption at rest, TLS 1.3 in transit, multi-factor authentication, role-based access control, and audit logging</w:t>
+        <w:t xml:space="preserve">NexCort iQ designs the RC Platform with CJIS-aligned security controls including AES-256 encryption at rest, TLS 1.3 in transit, multi-factor authentication, role-based access control, and audit logging</w:t>
       </w:r>
     </w:p>
     <w:p>
@@ -1202,7 +1202,7 @@
           <w:sz w:val="22"/>
           <w:szCs w:val="22"/>
         </w:rPr>
-        <w:t xml:space="preserve">Rapid Cortex will cooperate with Agency's CJIS compliance review and will execute a CJIS Security Addendum if required by Agency's CJIS Systems Agency (CSA)</w:t>
+        <w:t xml:space="preserve">NexCort iQ will cooperate with Agency's CJIS compliance review and will execute a CJIS Security Addendum if required by Agency's CJIS Systems Agency (CSA)</w:t>
       </w:r>
     </w:p>
     <w:p>
@@ -1247,7 +1247,7 @@
           <w:sz w:val="22"/>
           <w:szCs w:val="22"/>
         </w:rPr>
-        <w:t xml:space="preserve">Rapid Cortex will retain Emergency Communications Data for the period specified in Exhibit A or as required by applicable law. Upon termination, Rapid Cortex will provide Agency with a data export within thirty (30) days and will delete Agency data within ninety (90) days of export confirmation.</w:t>
+        <w:t xml:space="preserve">NexCort iQ will retain Emergency Communications Data for the period specified in Exhibit A or as required by applicable law. Upon termination, NexCort iQ will provide Agency with a data export within thirty (30) days and will delete Agency data within ninety (90) days of export confirmation.</w:t>
       </w:r>
     </w:p>
     <w:p>
@@ -1275,7 +1275,7 @@
           <w:sz w:val="22"/>
           <w:szCs w:val="22"/>
         </w:rPr>
-        <w:t xml:space="preserve">Rapid Cortex will notify Agency within twenty-four (24) hours of discovering a confirmed or reasonably suspected security incident affecting Agency data. Notification will include the nature of the incident, data affected, steps taken, and recommended Agency actions.</w:t>
+        <w:t xml:space="preserve">NexCort iQ will notify Agency within twenty-four (24) hours of discovering a confirmed or reasonably suspected security incident affecting Agency data. Notification will include the nature of the incident, data affected, steps taken, and recommended Agency actions.</w:t>
       </w:r>
     </w:p>
     <w:p>
@@ -1324,7 +1324,7 @@
           <w:sz w:val="22"/>
           <w:szCs w:val="22"/>
         </w:rPr>
-        <w:t xml:space="preserve">Rapid Cortex commits to 99.9% monthly uptime availability for the RC Platform, excluding scheduled maintenance, customer-caused outages, and force majeure events.</w:t>
+        <w:t xml:space="preserve">NexCort iQ commits to 99.9% monthly uptime availability for the RC Platform, excluding scheduled maintenance, customer-caused outages, and force majeure events.</w:t>
       </w:r>
     </w:p>
     <w:p>
@@ -1352,7 +1352,7 @@
           <w:sz w:val="22"/>
           <w:szCs w:val="22"/>
         </w:rPr>
-        <w:t xml:space="preserve">Rapid Cortex will provide support as follows:</w:t>
+        <w:t xml:space="preserve">NexCort iQ will provide support as follows:</w:t>
       </w:r>
     </w:p>
     <w:p>
@@ -1592,7 +1592,7 @@
           <w:sz w:val="22"/>
           <w:szCs w:val="22"/>
         </w:rPr>
-        <w:t xml:space="preserve">Upon termination: (a) Authorized User access will be deactivated; (b) Rapid Cortex will provide a data export within thirty (30) days; (c) each party will return or destroy the other party's Confidential Information.</w:t>
+        <w:t xml:space="preserve">Upon termination: (a) Authorized User access will be deactivated; (b) NexCort iQ will provide a data export within thirty (30) days; (c) each party will return or destroy the other party's Confidential Information.</w:t>
       </w:r>
     </w:p>
     <w:p>
@@ -1629,19 +1629,19 @@
           <w:sz w:val="24"/>
           <w:szCs w:val="24"/>
         </w:rPr>
-        <w:t xml:space="preserve">7.1 Rapid Cortex Warranties</w:t>
-      </w:r>
-    </w:p>
-    <w:p>
-      <w:pPr>
-        <w:spacing w:after="120" w:before="120"/>
-      </w:pPr>
-      <w:r>
-        <w:rPr>
-          <w:sz w:val="22"/>
-          <w:szCs w:val="22"/>
-        </w:rPr>
-        <w:t xml:space="preserve">Rapid Cortex warrants that: (a) the RC Platform will perform materially as described in the Documentation; (b) it will maintain appropriate security controls; (c) it has the right to grant the licenses herein.</w:t>
+        <w:t xml:space="preserve">7.1 NexCort iQ Warranties</w:t>
+      </w:r>
+    </w:p>
+    <w:p>
+      <w:pPr>
+        <w:spacing w:after="120" w:before="120"/>
+      </w:pPr>
+      <w:r>
+        <w:rPr>
+          <w:sz w:val="22"/>
+          <w:szCs w:val="22"/>
+        </w:rPr>
+        <w:t xml:space="preserve">NexCort iQ warrants that: (a) the RC Platform will perform materially as described in the Documentation; (b) it will maintain appropriate security controls; (c) it has the right to grant the licenses herein.</w:t>
       </w:r>
     </w:p>
     <w:p>
@@ -1669,7 +1669,7 @@
           <w:sz w:val="22"/>
           <w:szCs w:val="22"/>
         </w:rPr>
-        <w:t xml:space="preserve">AGENCY ACKNOWLEDGES THAT ALL AI-GENERATED OUTPUT FROM THE RC PLATFORM IS ASSISTIVE IN NATURE AND SUBJECT TO ERROR. RAPID CORTEX DOES NOT WARRANT THE ACCURACY OR COMPLETENESS OF ANY AI TRANSCRIPTION, SUMMARY, TRIAGE RECOMMENDATION, OR OTHER AI OUTPUT. AGENCY IS SOLELY RESPONSIBLE FOR VERIFYING ALL AI OUTPUT BEFORE TAKING ANY OPERATIONAL ACTION.</w:t>
+        <w:t xml:space="preserve">AGENCY ACKNOWLEDGES THAT ALL AI-GENERATED OUTPUT FROM THE RC PLATFORM IS ASSISTIVE IN NATURE AND SUBJECT TO ERROR. NEXCORT IQ DOES NOT WARRANT THE ACCURACY OR COMPLETENESS OF ANY AI TRANSCRIPTION, SUMMARY, TRIAGE RECOMMENDATION, OR OTHER AI OUTPUT. AGENCY IS SOLELY RESPONSIBLE FOR VERIFYING ALL AI OUTPUT BEFORE TAKING ANY OPERATIONAL ACTION.</w:t>
       </w:r>
     </w:p>
     <w:p>
@@ -1697,7 +1697,7 @@
           <w:sz w:val="22"/>
           <w:szCs w:val="22"/>
         </w:rPr>
-        <w:t xml:space="preserve">RAPID CORTEX'S TOTAL LIABILITY ARISING OUT OF OR RELATED TO THIS AGREEMENT SHALL NOT EXCEED THE TOTAL FEES PAID BY AGENCY IN THE TWELVE (12) MONTHS PRECEDING THE CLAIM. IN NO EVENT SHALL RAPID CORTEX BE LIABLE FOR INDIRECT, CONSEQUENTIAL, OR PUNITIVE DAMAGES.</w:t>
+        <w:t xml:space="preserve">NEXCORT IQ'S TOTAL LIABILITY ARISING OUT OF OR RELATED TO THIS AGREEMENT SHALL NOT EXCEED THE TOTAL FEES PAID BY AGENCY IN THE TWELVE (12) MONTHS PRECEDING THE CLAIM. IN NO EVENT SHALL NEXCORT IQ BE LIABLE FOR INDIRECT, CONSEQUENTIAL, OR PUNITIVE DAMAGES.</w:t>
       </w:r>
     </w:p>
     <w:p>
@@ -1725,7 +1725,7 @@
           <w:sz w:val="22"/>
           <w:szCs w:val="22"/>
         </w:rPr>
-        <w:t xml:space="preserve">RAPID CORTEX SHALL NOT BE LIABLE FOR ANY HARM ARISING FROM AGENCY'S EMERGENCY RESPONSE DECISIONS, DISPATCH ACTIONS, OR OPERATIONAL OUTCOMES, REGARDLESS OF WHETHER AI OUTPUT FROM THE RC PLATFORM WAS CONSIDERED IN CONNECTION WITH SUCH DECISIONS.</w:t>
+        <w:t xml:space="preserve">NEXCORT IQ SHALL NOT BE LIABLE FOR ANY HARM ARISING FROM AGENCY'S EMERGENCY RESPONSE DECISIONS, DISPATCH ACTIONS, OR OPERATIONAL OUTCOMES, REGARDLESS OF WHETHER AI OUTPUT FROM THE RC PLATFORM WAS CONSIDERED IN CONNECTION WITH SUCH DECISIONS.</w:t>
       </w:r>
     </w:p>
     <w:p>
@@ -1830,7 +1830,7 @@
           <w:sz w:val="22"/>
           <w:szCs w:val="22"/>
         </w:rPr>
-        <w:t xml:space="preserve">Agency acknowledges that this Agreement may be subject to public records disclosure requirements under applicable state law. Agency will notify Rapid Cortex before disclosing any Rapid Cortex Confidential Information in response to a public records request.</w:t>
+        <w:t xml:space="preserve">Agency acknowledges that this Agreement may be subject to public records disclosure requirements under applicable state law. Agency will notify NexCort iQ before disclosing any NexCort iQ Confidential Information in response to a public records request.</w:t>
       </w:r>
     </w:p>
     <w:p>
@@ -1886,7 +1886,7 @@
           <w:sz w:val="22"/>
           <w:szCs w:val="22"/>
         </w:rPr>
-        <w:t xml:space="preserve">Neither party shall be liable for failures resulting from causes beyond its reasonable control, provided that Rapid Cortex will implement disaster recovery procedures to minimize any service disruption.</w:t>
+        <w:t xml:space="preserve">Neither party shall be liable for failures resulting from causes beyond its reasonable control, provided that NexCort iQ will implement disaster recovery procedures to minimize any service disruption.</w:t>
       </w:r>
     </w:p>
     <w:p>
@@ -1947,7 +1947,7 @@
           <w:sz w:val="24"/>
           <w:szCs w:val="24"/>
         </w:rPr>
-        <w:t xml:space="preserve">RAPID CORTEX, LLC</w:t>
+        <w:t xml:space="preserve">NEXCORT IQ, LLC</w:t>
       </w:r>
     </w:p>
     <w:p>
@@ -2747,7 +2747,7 @@
           <w:sz w:val="22"/>
           <w:szCs w:val="22"/>
         </w:rPr>
-        <w:t xml:space="preserve">Agency ID (assigned by RC Admin): _________________________________</w:t>
+        <w:t xml:space="preserve">Agency ID (assigned by NC Admin): _________________________________</w:t>
       </w:r>
     </w:p>
     <w:p>
@@ -3112,7 +3112,7 @@
         <w:sz w:val="18"/>
         <w:szCs w:val="18"/>
       </w:rPr>
-      <w:t xml:space="preserve">Rapid Cortex Platform Agreement | Confidential | Page </w:t>
+      <w:t xml:space="preserve">NexCort iQ Platform Agreement | Confidential | Page </w:t>
     </w:r>
     <w:r>
       <w:rPr>
